--- a/KHBD_Robotics/Lớp_8/Tuần_13/KHBD_Robotics_Lớp_8_Tiet11_Bai_9_So_ngau_nhien.docx
+++ b/KHBD_Robotics/Lớp_8/Tuần_13/KHBD_Robotics_Lớp_8_Tiet11_Bai_9_So_ngau_nhien.docx
@@ -305,7 +305,7 @@
           <w:i w:val="0"/>
           <w:sz w:val="26"/>
         </w:rPr>
-        <w:t>- Ứng dụng thuật toán số ngẫu nhiên trong điều khiển robot hoạt động tự động</w:t>
+        <w:t>- Nêu được khái niệm xác suất.</w:t>
       </w:r>
     </w:p>
     <w:p>
@@ -840,165 +840,162 @@
               <w:spacing w:line="276" w:lineRule="auto" w:after="40"/>
               <w:jc w:val="left"/>
             </w:pPr>
-            <w:r/>
-            <w:r>
-              <w:rPr>
-                <w:rFonts w:ascii="Times New Roman" w:hAnsi="Times New Roman" w:cs="Times New Roman" w:eastAsia="Times New Roman"/>
-                <w:b w:val="0"/>
-                <w:i w:val="0"/>
-                <w:sz w:val="26"/>
-              </w:rPr>
-              <w:t>Bước 1: Chuyển giao nhiệm vụ học tập:</w:t>
-            </w:r>
-          </w:p>
-          <w:p>
-            <w:pPr>
-              <w:spacing w:line="276" w:lineRule="auto" w:after="40"/>
-              <w:jc w:val="left"/>
-            </w:pPr>
-            <w:r>
-              <w:rPr>
-                <w:rFonts w:ascii="Times New Roman" w:hAnsi="Times New Roman" w:cs="Times New Roman" w:eastAsia="Times New Roman"/>
-                <w:b w:val="0"/>
-                <w:i w:val="0"/>
-                <w:sz w:val="26"/>
-              </w:rPr>
-              <w:t>- GV trình chiếu clip/hình ảnh thực tế liên quan đến Bài 9. Số ngẫu nhiên.</w:t>
-            </w:r>
-          </w:p>
-          <w:p>
-            <w:pPr>
-              <w:spacing w:line="276" w:lineRule="auto" w:after="40"/>
-              <w:jc w:val="left"/>
-            </w:pPr>
-            <w:r>
-              <w:rPr>
-                <w:rFonts w:ascii="Times New Roman" w:hAnsi="Times New Roman" w:cs="Times New Roman" w:eastAsia="Times New Roman"/>
-                <w:b w:val="0"/>
-                <w:i w:val="0"/>
-                <w:sz w:val="26"/>
-              </w:rPr>
-              <w:t>- Yêu cầu HS quan sát và phân tích cơ chế chuyển động.</w:t>
-            </w:r>
-          </w:p>
-          <w:p>
-            <w:pPr>
-              <w:spacing w:line="276" w:lineRule="auto" w:after="40"/>
-              <w:jc w:val="left"/>
-            </w:pPr>
-            <w:r>
-              <w:rPr>
-                <w:rFonts w:ascii="Times New Roman" w:hAnsi="Times New Roman" w:cs="Times New Roman" w:eastAsia="Times New Roman"/>
-                <w:b w:val="0"/>
-                <w:i w:val="0"/>
-                <w:sz w:val="26"/>
-              </w:rPr>
-              <w:t>Bước 2: Học sinh tiếp nhận nhiệm vụ học tập:</w:t>
-            </w:r>
-          </w:p>
-          <w:p>
-            <w:pPr>
-              <w:spacing w:line="276" w:lineRule="auto" w:after="40"/>
-              <w:jc w:val="left"/>
-            </w:pPr>
-            <w:r>
-              <w:rPr>
-                <w:rFonts w:ascii="Times New Roman" w:hAnsi="Times New Roman" w:cs="Times New Roman" w:eastAsia="Times New Roman"/>
-                <w:b w:val="0"/>
-                <w:i w:val="0"/>
-                <w:sz w:val="26"/>
-              </w:rPr>
-              <w:t>- HS tập trung quan sát màn chiếu, lắng nghe câu hỏi dẫn dắt.</w:t>
-            </w:r>
-          </w:p>
-          <w:p>
-            <w:pPr>
-              <w:spacing w:line="276" w:lineRule="auto" w:after="40"/>
-              <w:jc w:val="left"/>
-            </w:pPr>
-            <w:r>
-              <w:rPr>
-                <w:rFonts w:ascii="Times New Roman" w:hAnsi="Times New Roman" w:cs="Times New Roman" w:eastAsia="Times New Roman"/>
-                <w:b w:val="0"/>
-                <w:i w:val="0"/>
-                <w:sz w:val="26"/>
-              </w:rPr>
-              <w:t>- HS thảo luận nhanh theo nhóm bàn, đối chiếu hiện tượng.</w:t>
-            </w:r>
-          </w:p>
-          <w:p>
-            <w:pPr>
-              <w:spacing w:line="276" w:lineRule="auto" w:after="40"/>
-              <w:jc w:val="left"/>
-            </w:pPr>
-            <w:r>
-              <w:rPr>
-                <w:rFonts w:ascii="Times New Roman" w:hAnsi="Times New Roman" w:cs="Times New Roman" w:eastAsia="Times New Roman"/>
-                <w:b w:val="0"/>
-                <w:i w:val="0"/>
-                <w:sz w:val="26"/>
-              </w:rPr>
-              <w:t>Bước 3: Báo cáo kết quả hoạt động:</w:t>
-            </w:r>
-          </w:p>
-          <w:p>
-            <w:pPr>
-              <w:spacing w:line="276" w:lineRule="auto" w:after="40"/>
-              <w:jc w:val="left"/>
-            </w:pPr>
-            <w:r>
-              <w:rPr>
-                <w:rFonts w:ascii="Times New Roman" w:hAnsi="Times New Roman" w:cs="Times New Roman" w:eastAsia="Times New Roman"/>
-                <w:b w:val="0"/>
-                <w:i w:val="0"/>
-                <w:sz w:val="26"/>
-              </w:rPr>
-              <w:t>- 2 đại diện HS trả lời câu hỏi khởi động.</w:t>
-            </w:r>
-          </w:p>
-          <w:p>
-            <w:pPr>
-              <w:spacing w:line="276" w:lineRule="auto" w:after="40"/>
-              <w:jc w:val="left"/>
-            </w:pPr>
-            <w:r>
-              <w:rPr>
-                <w:rFonts w:ascii="Times New Roman" w:hAnsi="Times New Roman" w:cs="Times New Roman" w:eastAsia="Times New Roman"/>
-                <w:b w:val="0"/>
-                <w:i w:val="0"/>
-                <w:sz w:val="26"/>
-              </w:rPr>
-              <w:t>- Nêu giả thuyết và nguyên lý vận hành ban đầu.</w:t>
-            </w:r>
-          </w:p>
-          <w:p>
-            <w:pPr>
-              <w:spacing w:line="276" w:lineRule="auto" w:after="40"/>
-              <w:jc w:val="left"/>
-            </w:pPr>
-            <w:r>
-              <w:rPr>
-                <w:rFonts w:ascii="Times New Roman" w:hAnsi="Times New Roman" w:cs="Times New Roman" w:eastAsia="Times New Roman"/>
-                <w:b w:val="0"/>
-                <w:i w:val="0"/>
-                <w:sz w:val="26"/>
-              </w:rPr>
-              <w:t>Bước 4: Đánh giá kết quả thực hiện nhiệm vụ:</w:t>
-            </w:r>
-          </w:p>
-          <w:p>
-            <w:pPr>
-              <w:spacing w:line="276" w:lineRule="auto" w:after="40"/>
-              <w:jc w:val="left"/>
-            </w:pPr>
-            <w:r>
-              <w:rPr>
-                <w:rFonts w:ascii="Times New Roman" w:hAnsi="Times New Roman" w:cs="Times New Roman" w:eastAsia="Times New Roman"/>
-                <w:b w:val="0"/>
-                <w:i w:val="0"/>
-                <w:sz w:val="26"/>
-              </w:rPr>
-              <w:t>- GV nhận xét, chuẩn hóa kiến thức và dẫn dắt vào bài mới.</w:t>
+            <w:r>
+              <w:rPr>
+                <w:rFonts w:ascii="Times New Roman" w:hAnsi="Times New Roman"/>
+                <w:sz w:val="26"/>
+              </w:rPr>
+              <w:t>+ GV cầm đồng xu (xúc xắc, rubik) và cho học sinh dự đoán các kết quả có thể xảy ra sau khi tung.</w:t>
+              <w:br/>
+              <w:t>+ HS tiến hành tung và đưa ra kết luận.</w:t>
+            </w:r>
+            <w:r>
+              <w:rPr>
+                <w:rFonts w:ascii="Times New Roman" w:hAnsi="Times New Roman" w:cs="Times New Roman" w:eastAsia="Times New Roman"/>
+                <w:b w:val="0"/>
+                <w:i w:val="0"/>
+                <w:sz w:val="26"/>
+              </w:rPr>
+            </w:r>
+          </w:p>
+          <w:p>
+            <w:pPr>
+              <w:spacing w:line="276" w:lineRule="auto" w:after="40"/>
+              <w:jc w:val="left"/>
+            </w:pPr>
+            <w:r>
+              <w:rPr>
+                <w:rFonts w:ascii="Times New Roman" w:hAnsi="Times New Roman" w:cs="Times New Roman" w:eastAsia="Times New Roman"/>
+                <w:b w:val="0"/>
+                <w:i w:val="0"/>
+                <w:sz w:val="26"/>
+              </w:rPr>
+            </w:r>
+          </w:p>
+          <w:p>
+            <w:pPr>
+              <w:spacing w:line="276" w:lineRule="auto" w:after="40"/>
+              <w:jc w:val="left"/>
+            </w:pPr>
+            <w:r>
+              <w:rPr>
+                <w:rFonts w:ascii="Times New Roman" w:hAnsi="Times New Roman" w:cs="Times New Roman" w:eastAsia="Times New Roman"/>
+                <w:b w:val="0"/>
+                <w:i w:val="0"/>
+                <w:sz w:val="26"/>
+              </w:rPr>
+            </w:r>
+          </w:p>
+          <w:p>
+            <w:pPr>
+              <w:spacing w:line="276" w:lineRule="auto" w:after="40"/>
+              <w:jc w:val="left"/>
+            </w:pPr>
+            <w:r>
+              <w:rPr>
+                <w:rFonts w:ascii="Times New Roman" w:hAnsi="Times New Roman" w:cs="Times New Roman" w:eastAsia="Times New Roman"/>
+                <w:b w:val="0"/>
+                <w:i w:val="0"/>
+                <w:sz w:val="26"/>
+              </w:rPr>
+            </w:r>
+          </w:p>
+          <w:p>
+            <w:pPr>
+              <w:spacing w:line="276" w:lineRule="auto" w:after="40"/>
+              <w:jc w:val="left"/>
+            </w:pPr>
+            <w:r>
+              <w:rPr>
+                <w:rFonts w:ascii="Times New Roman" w:hAnsi="Times New Roman" w:cs="Times New Roman" w:eastAsia="Times New Roman"/>
+                <w:b w:val="0"/>
+                <w:i w:val="0"/>
+                <w:sz w:val="26"/>
+              </w:rPr>
+            </w:r>
+          </w:p>
+          <w:p>
+            <w:pPr>
+              <w:spacing w:line="276" w:lineRule="auto" w:after="40"/>
+              <w:jc w:val="left"/>
+            </w:pPr>
+            <w:r>
+              <w:rPr>
+                <w:rFonts w:ascii="Times New Roman" w:hAnsi="Times New Roman" w:cs="Times New Roman" w:eastAsia="Times New Roman"/>
+                <w:b w:val="0"/>
+                <w:i w:val="0"/>
+                <w:sz w:val="26"/>
+              </w:rPr>
+            </w:r>
+          </w:p>
+          <w:p>
+            <w:pPr>
+              <w:spacing w:line="276" w:lineRule="auto" w:after="40"/>
+              <w:jc w:val="left"/>
+            </w:pPr>
+            <w:r>
+              <w:rPr>
+                <w:rFonts w:ascii="Times New Roman" w:hAnsi="Times New Roman" w:cs="Times New Roman" w:eastAsia="Times New Roman"/>
+                <w:b w:val="0"/>
+                <w:i w:val="0"/>
+                <w:sz w:val="26"/>
+              </w:rPr>
+            </w:r>
+          </w:p>
+          <w:p>
+            <w:pPr>
+              <w:spacing w:line="276" w:lineRule="auto" w:after="40"/>
+              <w:jc w:val="left"/>
+            </w:pPr>
+            <w:r>
+              <w:rPr>
+                <w:rFonts w:ascii="Times New Roman" w:hAnsi="Times New Roman" w:cs="Times New Roman" w:eastAsia="Times New Roman"/>
+                <w:b w:val="0"/>
+                <w:i w:val="0"/>
+                <w:sz w:val="26"/>
+              </w:rPr>
+            </w:r>
+          </w:p>
+          <w:p>
+            <w:pPr>
+              <w:spacing w:line="276" w:lineRule="auto" w:after="40"/>
+              <w:jc w:val="left"/>
+            </w:pPr>
+            <w:r>
+              <w:rPr>
+                <w:rFonts w:ascii="Times New Roman" w:hAnsi="Times New Roman" w:cs="Times New Roman" w:eastAsia="Times New Roman"/>
+                <w:b w:val="0"/>
+                <w:i w:val="0"/>
+                <w:sz w:val="26"/>
+              </w:rPr>
+            </w:r>
+          </w:p>
+          <w:p>
+            <w:pPr>
+              <w:spacing w:line="276" w:lineRule="auto" w:after="40"/>
+              <w:jc w:val="left"/>
+            </w:pPr>
+            <w:r>
+              <w:rPr>
+                <w:rFonts w:ascii="Times New Roman" w:hAnsi="Times New Roman" w:cs="Times New Roman" w:eastAsia="Times New Roman"/>
+                <w:b w:val="0"/>
+                <w:i w:val="0"/>
+                <w:sz w:val="26"/>
+              </w:rPr>
+            </w:r>
+          </w:p>
+          <w:p>
+            <w:pPr>
+              <w:spacing w:line="276" w:lineRule="auto" w:after="40"/>
+              <w:jc w:val="left"/>
+            </w:pPr>
+            <w:r>
+              <w:rPr>
+                <w:rFonts w:ascii="Times New Roman" w:hAnsi="Times New Roman" w:cs="Times New Roman" w:eastAsia="Times New Roman"/>
+                <w:b w:val="0"/>
+                <w:i w:val="0"/>
+                <w:sz w:val="26"/>
+              </w:rPr>
             </w:r>
           </w:p>
         </w:tc>
@@ -1017,30 +1014,34 @@
               <w:spacing w:line="276" w:lineRule="auto" w:after="40"/>
               <w:jc w:val="left"/>
             </w:pPr>
-            <w:r/>
-            <w:r>
-              <w:rPr>
-                <w:rFonts w:ascii="Times New Roman" w:hAnsi="Times New Roman" w:cs="Times New Roman" w:eastAsia="Times New Roman"/>
-                <w:b w:val="0"/>
-                <w:i w:val="0"/>
-                <w:sz w:val="26"/>
-              </w:rPr>
-              <w:t>HS nhận diện được vấn đề kỹ thuật của bài học.</w:t>
-            </w:r>
-          </w:p>
-          <w:p>
-            <w:pPr>
-              <w:spacing w:line="276" w:lineRule="auto" w:after="40"/>
-              <w:jc w:val="left"/>
-            </w:pPr>
-            <w:r>
-              <w:rPr>
-                <w:rFonts w:ascii="Times New Roman" w:hAnsi="Times New Roman" w:cs="Times New Roman" w:eastAsia="Times New Roman"/>
-                <w:b w:val="0"/>
-                <w:i w:val="0"/>
-                <w:sz w:val="26"/>
-              </w:rPr>
-              <w:t>HS sẵn sàng bước vào hoạt động chính.</w:t>
+            <w:r>
+              <w:rPr>
+                <w:rFonts w:ascii="Times New Roman" w:hAnsi="Times New Roman"/>
+                <w:sz w:val="26"/>
+              </w:rPr>
+              <w:t>Câu trả lời của HS.</w:t>
+            </w:r>
+            <w:r>
+              <w:rPr>
+                <w:rFonts w:ascii="Times New Roman" w:hAnsi="Times New Roman" w:cs="Times New Roman" w:eastAsia="Times New Roman"/>
+                <w:b w:val="0"/>
+                <w:i w:val="0"/>
+                <w:sz w:val="26"/>
+              </w:rPr>
+            </w:r>
+          </w:p>
+          <w:p>
+            <w:pPr>
+              <w:spacing w:line="276" w:lineRule="auto" w:after="40"/>
+              <w:jc w:val="left"/>
+            </w:pPr>
+            <w:r>
+              <w:rPr>
+                <w:rFonts w:ascii="Times New Roman" w:hAnsi="Times New Roman" w:cs="Times New Roman" w:eastAsia="Times New Roman"/>
+                <w:b w:val="0"/>
+                <w:i w:val="0"/>
+                <w:sz w:val="26"/>
+              </w:rPr>
             </w:r>
           </w:p>
         </w:tc>
@@ -1248,165 +1249,162 @@
               <w:spacing w:line="276" w:lineRule="auto" w:after="40"/>
               <w:jc w:val="left"/>
             </w:pPr>
-            <w:r/>
-            <w:r>
-              <w:rPr>
-                <w:rFonts w:ascii="Times New Roman" w:hAnsi="Times New Roman" w:cs="Times New Roman" w:eastAsia="Times New Roman"/>
-                <w:b w:val="0"/>
-                <w:i w:val="0"/>
-                <w:sz w:val="26"/>
-              </w:rPr>
-              <w:t>Bước 1: Chuyển giao nhiệm vụ học tập:</w:t>
-            </w:r>
-          </w:p>
-          <w:p>
-            <w:pPr>
-              <w:spacing w:line="276" w:lineRule="auto" w:after="40"/>
-              <w:jc w:val="left"/>
-            </w:pPr>
-            <w:r>
-              <w:rPr>
-                <w:rFonts w:ascii="Times New Roman" w:hAnsi="Times New Roman" w:cs="Times New Roman" w:eastAsia="Times New Roman"/>
-                <w:b w:val="0"/>
-                <w:i w:val="0"/>
-                <w:sz w:val="26"/>
-              </w:rPr>
-              <w:t>- GV phát phiếu hướng dẫn và trình chiếu sơ đồ 2D/3D của Bài 9. Số ngẫu nhiên.</w:t>
-            </w:r>
-          </w:p>
-          <w:p>
-            <w:pPr>
-              <w:spacing w:line="276" w:lineRule="auto" w:after="40"/>
-              <w:jc w:val="left"/>
-            </w:pPr>
-            <w:r>
-              <w:rPr>
-                <w:rFonts w:ascii="Times New Roman" w:hAnsi="Times New Roman" w:cs="Times New Roman" w:eastAsia="Times New Roman"/>
-                <w:b w:val="0"/>
-                <w:i w:val="0"/>
-                <w:sz w:val="26"/>
-              </w:rPr>
-              <w:t>- Hướng dẫn nhận biết chiều lắp chốt và cổng cắm động cơ.</w:t>
-            </w:r>
-          </w:p>
-          <w:p>
-            <w:pPr>
-              <w:spacing w:line="276" w:lineRule="auto" w:after="40"/>
-              <w:jc w:val="left"/>
-            </w:pPr>
-            <w:r>
-              <w:rPr>
-                <w:rFonts w:ascii="Times New Roman" w:hAnsi="Times New Roman" w:cs="Times New Roman" w:eastAsia="Times New Roman"/>
-                <w:b w:val="0"/>
-                <w:i w:val="0"/>
-                <w:sz w:val="26"/>
-              </w:rPr>
-              <w:t>Bước 2: Học sinh tiếp nhận nhiệm vụ học tập:</w:t>
-            </w:r>
-          </w:p>
-          <w:p>
-            <w:pPr>
-              <w:spacing w:line="276" w:lineRule="auto" w:after="40"/>
-              <w:jc w:val="left"/>
-            </w:pPr>
-            <w:r>
-              <w:rPr>
-                <w:rFonts w:ascii="Times New Roman" w:hAnsi="Times New Roman" w:cs="Times New Roman" w:eastAsia="Times New Roman"/>
-                <w:b w:val="0"/>
-                <w:i w:val="0"/>
-                <w:sz w:val="26"/>
-              </w:rPr>
-              <w:t>- HS tiếp nhận phiếu, quan sát các góc ghép linh kiện.</w:t>
-            </w:r>
-          </w:p>
-          <w:p>
-            <w:pPr>
-              <w:spacing w:line="276" w:lineRule="auto" w:after="40"/>
-              <w:jc w:val="left"/>
-            </w:pPr>
-            <w:r>
-              <w:rPr>
-                <w:rFonts w:ascii="Times New Roman" w:hAnsi="Times New Roman" w:cs="Times New Roman" w:eastAsia="Times New Roman"/>
-                <w:b w:val="0"/>
-                <w:i w:val="0"/>
-                <w:sz w:val="26"/>
-              </w:rPr>
-              <w:t>- HS đối chiếu danh mục, nhặt đúng số lượng chốt và khung nối.</w:t>
-            </w:r>
-          </w:p>
-          <w:p>
-            <w:pPr>
-              <w:spacing w:line="276" w:lineRule="auto" w:after="40"/>
-              <w:jc w:val="left"/>
-            </w:pPr>
-            <w:r>
-              <w:rPr>
-                <w:rFonts w:ascii="Times New Roman" w:hAnsi="Times New Roman" w:cs="Times New Roman" w:eastAsia="Times New Roman"/>
-                <w:b w:val="0"/>
-                <w:i w:val="0"/>
-                <w:sz w:val="26"/>
-              </w:rPr>
-              <w:t>Bước 3: Báo cáo kết quả hoạt động:</w:t>
-            </w:r>
-          </w:p>
-          <w:p>
-            <w:pPr>
-              <w:spacing w:line="276" w:lineRule="auto" w:after="40"/>
-              <w:jc w:val="left"/>
-            </w:pPr>
-            <w:r>
-              <w:rPr>
-                <w:rFonts w:ascii="Times New Roman" w:hAnsi="Times New Roman" w:cs="Times New Roman" w:eastAsia="Times New Roman"/>
-                <w:b w:val="0"/>
-                <w:i w:val="0"/>
-                <w:sz w:val="26"/>
-              </w:rPr>
-              <w:t>- GV kiểm tra khay linh kiện từng nhóm tại bàn.</w:t>
-            </w:r>
-          </w:p>
-          <w:p>
-            <w:pPr>
-              <w:spacing w:line="276" w:lineRule="auto" w:after="40"/>
-              <w:jc w:val="left"/>
-            </w:pPr>
-            <w:r>
-              <w:rPr>
-                <w:rFonts w:ascii="Times New Roman" w:hAnsi="Times New Roman" w:cs="Times New Roman" w:eastAsia="Times New Roman"/>
-                <w:b w:val="0"/>
-                <w:i w:val="0"/>
-                <w:sz w:val="26"/>
-              </w:rPr>
-              <w:t>- Đại diện nhóm giơ khay linh kiện để kiểm tra.</w:t>
-            </w:r>
-          </w:p>
-          <w:p>
-            <w:pPr>
-              <w:spacing w:line="276" w:lineRule="auto" w:after="40"/>
-              <w:jc w:val="left"/>
-            </w:pPr>
-            <w:r>
-              <w:rPr>
-                <w:rFonts w:ascii="Times New Roman" w:hAnsi="Times New Roman" w:cs="Times New Roman" w:eastAsia="Times New Roman"/>
-                <w:b w:val="0"/>
-                <w:i w:val="0"/>
-                <w:sz w:val="26"/>
-              </w:rPr>
-              <w:t>Bước 4: Đánh giá kết quả thực hiện nhiệm vụ:</w:t>
-            </w:r>
-          </w:p>
-          <w:p>
-            <w:pPr>
-              <w:spacing w:line="276" w:lineRule="auto" w:after="40"/>
-              <w:jc w:val="left"/>
-            </w:pPr>
-            <w:r>
-              <w:rPr>
-                <w:rFonts w:ascii="Times New Roman" w:hAnsi="Times New Roman" w:cs="Times New Roman" w:eastAsia="Times New Roman"/>
-                <w:b w:val="0"/>
-                <w:i w:val="0"/>
-                <w:sz w:val="26"/>
-              </w:rPr>
-              <w:t>- GV chốt quy trình các bước lắp ráp mô hình robot.</w:t>
+            <w:r>
+              <w:rPr>
+                <w:rFonts w:ascii="Times New Roman" w:hAnsi="Times New Roman"/>
+                <w:sz w:val="26"/>
+              </w:rPr>
+              <w:t>+ GV đặt câu hỏi và cho HS chia sẻ những hiểu biết của bản thân.</w:t>
+              <w:br/>
+              <w:t>+ HS chia sẻ, GV lắng nghe và nhận xét.</w:t>
+            </w:r>
+            <w:r>
+              <w:rPr>
+                <w:rFonts w:ascii="Times New Roman" w:hAnsi="Times New Roman" w:cs="Times New Roman" w:eastAsia="Times New Roman"/>
+                <w:b w:val="0"/>
+                <w:i w:val="0"/>
+                <w:sz w:val="26"/>
+              </w:rPr>
+            </w:r>
+          </w:p>
+          <w:p>
+            <w:pPr>
+              <w:spacing w:line="276" w:lineRule="auto" w:after="40"/>
+              <w:jc w:val="left"/>
+            </w:pPr>
+            <w:r>
+              <w:rPr>
+                <w:rFonts w:ascii="Times New Roman" w:hAnsi="Times New Roman" w:cs="Times New Roman" w:eastAsia="Times New Roman"/>
+                <w:b w:val="0"/>
+                <w:i w:val="0"/>
+                <w:sz w:val="26"/>
+              </w:rPr>
+            </w:r>
+          </w:p>
+          <w:p>
+            <w:pPr>
+              <w:spacing w:line="276" w:lineRule="auto" w:after="40"/>
+              <w:jc w:val="left"/>
+            </w:pPr>
+            <w:r>
+              <w:rPr>
+                <w:rFonts w:ascii="Times New Roman" w:hAnsi="Times New Roman" w:cs="Times New Roman" w:eastAsia="Times New Roman"/>
+                <w:b w:val="0"/>
+                <w:i w:val="0"/>
+                <w:sz w:val="26"/>
+              </w:rPr>
+            </w:r>
+          </w:p>
+          <w:p>
+            <w:pPr>
+              <w:spacing w:line="276" w:lineRule="auto" w:after="40"/>
+              <w:jc w:val="left"/>
+            </w:pPr>
+            <w:r>
+              <w:rPr>
+                <w:rFonts w:ascii="Times New Roman" w:hAnsi="Times New Roman" w:cs="Times New Roman" w:eastAsia="Times New Roman"/>
+                <w:b w:val="0"/>
+                <w:i w:val="0"/>
+                <w:sz w:val="26"/>
+              </w:rPr>
+            </w:r>
+          </w:p>
+          <w:p>
+            <w:pPr>
+              <w:spacing w:line="276" w:lineRule="auto" w:after="40"/>
+              <w:jc w:val="left"/>
+            </w:pPr>
+            <w:r>
+              <w:rPr>
+                <w:rFonts w:ascii="Times New Roman" w:hAnsi="Times New Roman" w:cs="Times New Roman" w:eastAsia="Times New Roman"/>
+                <w:b w:val="0"/>
+                <w:i w:val="0"/>
+                <w:sz w:val="26"/>
+              </w:rPr>
+            </w:r>
+          </w:p>
+          <w:p>
+            <w:pPr>
+              <w:spacing w:line="276" w:lineRule="auto" w:after="40"/>
+              <w:jc w:val="left"/>
+            </w:pPr>
+            <w:r>
+              <w:rPr>
+                <w:rFonts w:ascii="Times New Roman" w:hAnsi="Times New Roman" w:cs="Times New Roman" w:eastAsia="Times New Roman"/>
+                <w:b w:val="0"/>
+                <w:i w:val="0"/>
+                <w:sz w:val="26"/>
+              </w:rPr>
+            </w:r>
+          </w:p>
+          <w:p>
+            <w:pPr>
+              <w:spacing w:line="276" w:lineRule="auto" w:after="40"/>
+              <w:jc w:val="left"/>
+            </w:pPr>
+            <w:r>
+              <w:rPr>
+                <w:rFonts w:ascii="Times New Roman" w:hAnsi="Times New Roman" w:cs="Times New Roman" w:eastAsia="Times New Roman"/>
+                <w:b w:val="0"/>
+                <w:i w:val="0"/>
+                <w:sz w:val="26"/>
+              </w:rPr>
+            </w:r>
+          </w:p>
+          <w:p>
+            <w:pPr>
+              <w:spacing w:line="276" w:lineRule="auto" w:after="40"/>
+              <w:jc w:val="left"/>
+            </w:pPr>
+            <w:r>
+              <w:rPr>
+                <w:rFonts w:ascii="Times New Roman" w:hAnsi="Times New Roman" w:cs="Times New Roman" w:eastAsia="Times New Roman"/>
+                <w:b w:val="0"/>
+                <w:i w:val="0"/>
+                <w:sz w:val="26"/>
+              </w:rPr>
+            </w:r>
+          </w:p>
+          <w:p>
+            <w:pPr>
+              <w:spacing w:line="276" w:lineRule="auto" w:after="40"/>
+              <w:jc w:val="left"/>
+            </w:pPr>
+            <w:r>
+              <w:rPr>
+                <w:rFonts w:ascii="Times New Roman" w:hAnsi="Times New Roman" w:cs="Times New Roman" w:eastAsia="Times New Roman"/>
+                <w:b w:val="0"/>
+                <w:i w:val="0"/>
+                <w:sz w:val="26"/>
+              </w:rPr>
+            </w:r>
+          </w:p>
+          <w:p>
+            <w:pPr>
+              <w:spacing w:line="276" w:lineRule="auto" w:after="40"/>
+              <w:jc w:val="left"/>
+            </w:pPr>
+            <w:r>
+              <w:rPr>
+                <w:rFonts w:ascii="Times New Roman" w:hAnsi="Times New Roman" w:cs="Times New Roman" w:eastAsia="Times New Roman"/>
+                <w:b w:val="0"/>
+                <w:i w:val="0"/>
+                <w:sz w:val="26"/>
+              </w:rPr>
+            </w:r>
+          </w:p>
+          <w:p>
+            <w:pPr>
+              <w:spacing w:line="276" w:lineRule="auto" w:after="40"/>
+              <w:jc w:val="left"/>
+            </w:pPr>
+            <w:r>
+              <w:rPr>
+                <w:rFonts w:ascii="Times New Roman" w:hAnsi="Times New Roman" w:cs="Times New Roman" w:eastAsia="Times New Roman"/>
+                <w:b w:val="0"/>
+                <w:i w:val="0"/>
+                <w:sz w:val="26"/>
+              </w:rPr>
             </w:r>
           </w:p>
         </w:tc>
@@ -1425,30 +1423,40 @@
               <w:spacing w:line="276" w:lineRule="auto" w:after="40"/>
               <w:jc w:val="left"/>
             </w:pPr>
-            <w:r/>
-            <w:r>
-              <w:rPr>
-                <w:rFonts w:ascii="Times New Roman" w:hAnsi="Times New Roman" w:cs="Times New Roman" w:eastAsia="Times New Roman"/>
-                <w:b w:val="0"/>
-                <w:i w:val="0"/>
-                <w:sz w:val="26"/>
-              </w:rPr>
-              <w:t>HS nắm vững quy trình các bước lắp ráp.</w:t>
-            </w:r>
-          </w:p>
-          <w:p>
-            <w:pPr>
-              <w:spacing w:line="276" w:lineRule="auto" w:after="40"/>
-              <w:jc w:val="left"/>
-            </w:pPr>
-            <w:r>
-              <w:rPr>
-                <w:rFonts w:ascii="Times New Roman" w:hAnsi="Times New Roman" w:cs="Times New Roman" w:eastAsia="Times New Roman"/>
-                <w:b w:val="0"/>
-                <w:i w:val="0"/>
-                <w:sz w:val="26"/>
-              </w:rPr>
-              <w:t>Danh mục linh kiện đầy đủ, chuẩn xác.</w:t>
+            <w:r>
+              <w:rPr>
+                <w:rFonts w:ascii="Times New Roman" w:hAnsi="Times New Roman"/>
+                <w:sz w:val="26"/>
+              </w:rPr>
+              <w:t>+ Nêu được khái niệm xác suất.</w:t>
+              <w:br/>
+              <w:t>+ Nêu được một số trường hợp trong cuộc sống có xuất hiện yếu tố xác suất.</w:t>
+              <w:br/>
+              <w:t>+ Khái niệm xác suất: Là một số từ 0 - 1 mô tả khả năng xảy ra của một sự kiện nhất định. Trong đó số 0 thể hiện sự bất khả thi còn số 1 thể hiện sự chắc chắn sẽ xảy ra.</w:t>
+              <w:br/>
+              <w:t>+ Một số trường hợp trong cuộc sống có xuất hiện yếu tố xác suất: Dự báo thời tiết, bầu cử, trò chơi cá ngựa, …</w:t>
+            </w:r>
+            <w:r>
+              <w:rPr>
+                <w:rFonts w:ascii="Times New Roman" w:hAnsi="Times New Roman" w:cs="Times New Roman" w:eastAsia="Times New Roman"/>
+                <w:b w:val="0"/>
+                <w:i w:val="0"/>
+                <w:sz w:val="26"/>
+              </w:rPr>
+            </w:r>
+          </w:p>
+          <w:p>
+            <w:pPr>
+              <w:spacing w:line="276" w:lineRule="auto" w:after="40"/>
+              <w:jc w:val="left"/>
+            </w:pPr>
+            <w:r>
+              <w:rPr>
+                <w:rFonts w:ascii="Times New Roman" w:hAnsi="Times New Roman" w:cs="Times New Roman" w:eastAsia="Times New Roman"/>
+                <w:b w:val="0"/>
+                <w:i w:val="0"/>
+                <w:sz w:val="26"/>
+              </w:rPr>
             </w:r>
           </w:p>
         </w:tc>
@@ -1656,165 +1664,205 @@
               <w:spacing w:line="276" w:lineRule="auto" w:after="40"/>
               <w:jc w:val="left"/>
             </w:pPr>
-            <w:r/>
-            <w:r>
-              <w:rPr>
-                <w:rFonts w:ascii="Times New Roman" w:hAnsi="Times New Roman" w:cs="Times New Roman" w:eastAsia="Times New Roman"/>
-                <w:b w:val="0"/>
-                <w:i w:val="0"/>
-                <w:sz w:val="26"/>
-              </w:rPr>
-              <w:t>Bước 1: Chuyển giao nhiệm vụ học tập:</w:t>
-            </w:r>
-          </w:p>
-          <w:p>
-            <w:pPr>
-              <w:spacing w:line="276" w:lineRule="auto" w:after="40"/>
-              <w:jc w:val="left"/>
-            </w:pPr>
-            <w:r>
-              <w:rPr>
-                <w:rFonts w:ascii="Times New Roman" w:hAnsi="Times New Roman" w:cs="Times New Roman" w:eastAsia="Times New Roman"/>
-                <w:b w:val="0"/>
-                <w:i w:val="0"/>
-                <w:sz w:val="26"/>
-              </w:rPr>
-              <w:t>- GV giao nhiệm vụ cho từng nhóm lắp ráp mô hình Bài 9. Số ngẫu nhiên.</w:t>
-            </w:r>
-          </w:p>
-          <w:p>
-            <w:pPr>
-              <w:spacing w:line="276" w:lineRule="auto" w:after="40"/>
-              <w:jc w:val="left"/>
-            </w:pPr>
-            <w:r>
-              <w:rPr>
-                <w:rFonts w:ascii="Times New Roman" w:hAnsi="Times New Roman" w:cs="Times New Roman" w:eastAsia="Times New Roman"/>
-                <w:b w:val="0"/>
-                <w:i w:val="0"/>
-                <w:sz w:val="26"/>
-              </w:rPr>
-              <w:t>Bước 2: Học sinh tiếp nhận nhiệm vụ học tập:</w:t>
-            </w:r>
-          </w:p>
-          <w:p>
-            <w:pPr>
-              <w:spacing w:line="276" w:lineRule="auto" w:after="40"/>
-              <w:jc w:val="left"/>
-            </w:pPr>
-            <w:r>
-              <w:rPr>
-                <w:rFonts w:ascii="Times New Roman" w:hAnsi="Times New Roman" w:cs="Times New Roman" w:eastAsia="Times New Roman"/>
-                <w:b w:val="0"/>
-                <w:i w:val="0"/>
-                <w:sz w:val="26"/>
-              </w:rPr>
-              <w:t>- HS phân công nhiệm vụ (xem sơ đồ, lắp khung, chọn chốt).</w:t>
-            </w:r>
-          </w:p>
-          <w:p>
-            <w:pPr>
-              <w:spacing w:line="276" w:lineRule="auto" w:after="40"/>
-              <w:jc w:val="left"/>
-            </w:pPr>
-            <w:r>
-              <w:rPr>
-                <w:rFonts w:ascii="Times New Roman" w:hAnsi="Times New Roman" w:cs="Times New Roman" w:eastAsia="Times New Roman"/>
-                <w:b w:val="0"/>
-                <w:i w:val="0"/>
-                <w:sz w:val="26"/>
-              </w:rPr>
-              <w:t>- HS tiến hành lắp ráp cẩn thận từng chi tiết theo sơ đồ.</w:t>
-            </w:r>
-          </w:p>
-          <w:p>
-            <w:pPr>
-              <w:spacing w:line="276" w:lineRule="auto" w:after="40"/>
-              <w:jc w:val="left"/>
-            </w:pPr>
-            <w:r>
-              <w:rPr>
-                <w:rFonts w:ascii="Times New Roman" w:hAnsi="Times New Roman" w:cs="Times New Roman" w:eastAsia="Times New Roman"/>
-                <w:b w:val="0"/>
-                <w:i w:val="0"/>
-                <w:sz w:val="26"/>
-              </w:rPr>
-              <w:t>Bước 3: Báo cáo kết quả hoạt động:</w:t>
-            </w:r>
-          </w:p>
-          <w:p>
-            <w:pPr>
-              <w:spacing w:line="276" w:lineRule="auto" w:after="40"/>
-              <w:jc w:val="left"/>
-            </w:pPr>
-            <w:r>
-              <w:rPr>
-                <w:rFonts w:ascii="Times New Roman" w:hAnsi="Times New Roman" w:cs="Times New Roman" w:eastAsia="Times New Roman"/>
-                <w:b w:val="0"/>
-                <w:i w:val="0"/>
-                <w:sz w:val="26"/>
-              </w:rPr>
-              <w:t>- GV yêu cầu các nhóm cấp nguồn/nạp code và cho robot vận hành thử.</w:t>
-            </w:r>
-          </w:p>
-          <w:p>
-            <w:pPr>
-              <w:spacing w:line="276" w:lineRule="auto" w:after="40"/>
-              <w:jc w:val="left"/>
-            </w:pPr>
-            <w:r>
-              <w:rPr>
-                <w:rFonts w:ascii="Times New Roman" w:hAnsi="Times New Roman" w:cs="Times New Roman" w:eastAsia="Times New Roman"/>
-                <w:b w:val="0"/>
-                <w:i w:val="0"/>
-                <w:sz w:val="26"/>
-              </w:rPr>
-              <w:t>- HS đặt robot lên bàn thử nghiệm, quan sát hoạt động.</w:t>
-            </w:r>
-          </w:p>
-          <w:p>
-            <w:pPr>
-              <w:spacing w:line="276" w:lineRule="auto" w:after="40"/>
-              <w:jc w:val="left"/>
-            </w:pPr>
-            <w:r>
-              <w:rPr>
-                <w:rFonts w:ascii="Times New Roman" w:hAnsi="Times New Roman" w:cs="Times New Roman" w:eastAsia="Times New Roman"/>
-                <w:b w:val="0"/>
-                <w:i w:val="0"/>
-                <w:sz w:val="26"/>
-              </w:rPr>
-              <w:t>Bước 4: Đánh giá kết quả thực hiện nhiệm vụ:</w:t>
-            </w:r>
-          </w:p>
-          <w:p>
-            <w:pPr>
-              <w:spacing w:line="276" w:lineRule="auto" w:after="40"/>
-              <w:jc w:val="left"/>
-            </w:pPr>
-            <w:r>
-              <w:rPr>
-                <w:rFonts w:ascii="Times New Roman" w:hAnsi="Times New Roman" w:cs="Times New Roman" w:eastAsia="Times New Roman"/>
-                <w:b w:val="0"/>
-                <w:i w:val="0"/>
-                <w:sz w:val="26"/>
-              </w:rPr>
-              <w:t>- GV đánh giá sản phẩm thực hành, chấm điểm tiêu chí kỹ thuật.</w:t>
-            </w:r>
-          </w:p>
-          <w:p>
-            <w:pPr>
-              <w:spacing w:line="276" w:lineRule="auto" w:after="40"/>
-              <w:jc w:val="left"/>
-            </w:pPr>
-            <w:r>
-              <w:rPr>
-                <w:rFonts w:ascii="Times New Roman" w:hAnsi="Times New Roman" w:cs="Times New Roman" w:eastAsia="Times New Roman"/>
-                <w:b w:val="0"/>
-                <w:i w:val="0"/>
-                <w:sz w:val="26"/>
-              </w:rPr>
-              <w:t>- HS tinh chỉnh lại chốt nối nếu robot bị kẹt hoặc di chuyển lệch.</w:t>
+            <w:r>
+              <w:rPr>
+                <w:rFonts w:ascii="Times New Roman" w:hAnsi="Times New Roman"/>
+                <w:sz w:val="26"/>
+              </w:rPr>
+              <w:t>+ GV yêu cầu HS mở hộp, lựa chọn các mảnh ghép và lắp ghép theo hướng dẫn trong   sách. Lưu ý cách sử dụng chốt trong suốt.</w:t>
+              <w:br/>
+              <w:t>+ HS tiến hành lắp ráp robot Con rồng.</w:t>
+            </w:r>
+            <w:r>
+              <w:rPr>
+                <w:rFonts w:ascii="Times New Roman" w:hAnsi="Times New Roman" w:cs="Times New Roman" w:eastAsia="Times New Roman"/>
+                <w:b w:val="0"/>
+                <w:i w:val="0"/>
+                <w:sz w:val="26"/>
+              </w:rPr>
+            </w:r>
+          </w:p>
+          <w:p>
+            <w:pPr>
+              <w:spacing w:line="276" w:lineRule="auto" w:after="40"/>
+              <w:jc w:val="left"/>
+            </w:pPr>
+            <w:r>
+              <w:rPr>
+                <w:rFonts w:ascii="Times New Roman" w:hAnsi="Times New Roman" w:cs="Times New Roman" w:eastAsia="Times New Roman"/>
+                <w:b w:val="0"/>
+                <w:i w:val="0"/>
+                <w:sz w:val="26"/>
+              </w:rPr>
+            </w:r>
+          </w:p>
+          <w:p>
+            <w:pPr>
+              <w:spacing w:line="276" w:lineRule="auto" w:after="40"/>
+              <w:jc w:val="left"/>
+            </w:pPr>
+            <w:r>
+              <w:rPr>
+                <w:rFonts w:ascii="Times New Roman" w:hAnsi="Times New Roman" w:cs="Times New Roman" w:eastAsia="Times New Roman"/>
+                <w:b w:val="0"/>
+                <w:i w:val="0"/>
+                <w:sz w:val="26"/>
+              </w:rPr>
+            </w:r>
+          </w:p>
+          <w:p>
+            <w:pPr>
+              <w:spacing w:line="276" w:lineRule="auto" w:after="40"/>
+              <w:jc w:val="left"/>
+            </w:pPr>
+            <w:r>
+              <w:rPr>
+                <w:rFonts w:ascii="Times New Roman" w:hAnsi="Times New Roman" w:cs="Times New Roman" w:eastAsia="Times New Roman"/>
+                <w:b w:val="0"/>
+                <w:i w:val="0"/>
+                <w:sz w:val="26"/>
+              </w:rPr>
+            </w:r>
+          </w:p>
+          <w:p>
+            <w:pPr>
+              <w:spacing w:line="276" w:lineRule="auto" w:after="40"/>
+              <w:jc w:val="left"/>
+            </w:pPr>
+            <w:r>
+              <w:rPr>
+                <w:rFonts w:ascii="Times New Roman" w:hAnsi="Times New Roman" w:cs="Times New Roman" w:eastAsia="Times New Roman"/>
+                <w:b w:val="0"/>
+                <w:i w:val="0"/>
+                <w:sz w:val="26"/>
+              </w:rPr>
+            </w:r>
+          </w:p>
+          <w:p>
+            <w:pPr>
+              <w:spacing w:line="276" w:lineRule="auto" w:after="40"/>
+              <w:jc w:val="left"/>
+            </w:pPr>
+            <w:r>
+              <w:rPr>
+                <w:rFonts w:ascii="Times New Roman" w:hAnsi="Times New Roman" w:cs="Times New Roman" w:eastAsia="Times New Roman"/>
+                <w:b w:val="0"/>
+                <w:i w:val="0"/>
+                <w:sz w:val="26"/>
+              </w:rPr>
+            </w:r>
+          </w:p>
+          <w:p>
+            <w:pPr>
+              <w:spacing w:line="276" w:lineRule="auto" w:after="40"/>
+              <w:jc w:val="left"/>
+            </w:pPr>
+            <w:r>
+              <w:rPr>
+                <w:rFonts w:ascii="Times New Roman" w:hAnsi="Times New Roman" w:cs="Times New Roman" w:eastAsia="Times New Roman"/>
+                <w:b w:val="0"/>
+                <w:i w:val="0"/>
+                <w:sz w:val="26"/>
+              </w:rPr>
+            </w:r>
+          </w:p>
+          <w:p>
+            <w:pPr>
+              <w:spacing w:line="276" w:lineRule="auto" w:after="40"/>
+              <w:jc w:val="left"/>
+            </w:pPr>
+            <w:r>
+              <w:rPr>
+                <w:rFonts w:ascii="Times New Roman" w:hAnsi="Times New Roman" w:cs="Times New Roman" w:eastAsia="Times New Roman"/>
+                <w:b w:val="0"/>
+                <w:i w:val="0"/>
+                <w:sz w:val="26"/>
+              </w:rPr>
+            </w:r>
+          </w:p>
+          <w:p>
+            <w:pPr>
+              <w:spacing w:line="276" w:lineRule="auto" w:after="40"/>
+              <w:jc w:val="left"/>
+            </w:pPr>
+            <w:r>
+              <w:rPr>
+                <w:rFonts w:ascii="Times New Roman" w:hAnsi="Times New Roman" w:cs="Times New Roman" w:eastAsia="Times New Roman"/>
+                <w:b w:val="0"/>
+                <w:i w:val="0"/>
+                <w:sz w:val="26"/>
+              </w:rPr>
+            </w:r>
+          </w:p>
+          <w:p>
+            <w:pPr>
+              <w:spacing w:line="276" w:lineRule="auto" w:after="40"/>
+              <w:jc w:val="left"/>
+            </w:pPr>
+            <w:r>
+              <w:rPr>
+                <w:rFonts w:ascii="Times New Roman" w:hAnsi="Times New Roman" w:cs="Times New Roman" w:eastAsia="Times New Roman"/>
+                <w:b w:val="0"/>
+                <w:i w:val="0"/>
+                <w:sz w:val="26"/>
+              </w:rPr>
+            </w:r>
+          </w:p>
+          <w:p>
+            <w:pPr>
+              <w:spacing w:line="276" w:lineRule="auto" w:after="40"/>
+              <w:jc w:val="left"/>
+            </w:pPr>
+            <w:r>
+              <w:rPr>
+                <w:rFonts w:ascii="Times New Roman" w:hAnsi="Times New Roman" w:cs="Times New Roman" w:eastAsia="Times New Roman"/>
+                <w:b w:val="0"/>
+                <w:i w:val="0"/>
+                <w:sz w:val="26"/>
+              </w:rPr>
+            </w:r>
+          </w:p>
+          <w:p>
+            <w:pPr>
+              <w:jc w:val="center"/>
+            </w:pPr>
+            <w:r>
+              <w:drawing>
+                <wp:inline distT="0" distB="0" distL="0" distR="0" wp14:anchorId="01772859" wp14:editId="45FF23CB">
+                  <wp:extent cx="4227520" cy="3044476"/>
+                  <wp:effectExtent l="0" t="0" r="1905" b="3810"/>
+                  <wp:docPr id="147" name="picture 147" descr="Sung. Tên ảnh gốc: CLP000016640032.bmp Kích thước của ảnh gốc: rộng 769 pixel x cao 584 pixel"/>
+                  <wp:cNvGraphicFramePr/>
+                  <a:graphic xmlns:a="http://schemas.openxmlformats.org/drawingml/2006/main">
+                    <a:graphicData uri="http://schemas.openxmlformats.org/drawingml/2006/picture">
+                      <pic:pic xmlns:pic="http://schemas.openxmlformats.org/drawingml/2006/picture">
+                        <pic:nvPicPr>
+                          <pic:cNvPr id="0" name="pic"/>
+                          <pic:cNvPicPr/>
+                        </pic:nvPicPr>
+                        <pic:blipFill>
+                          <a:blip r:embed="rId16" cstate="print">
+                            <a:lum/>
+                          </a:blip>
+                          <a:srcRect/>
+                          <a:stretch>
+                            <a:fillRect/>
+                          </a:stretch>
+                        </pic:blipFill>
+                        <pic:spPr>
+                          <a:xfrm>
+                            <a:off x="0" y="0"/>
+                            <a:ext cx="4257670" cy="3066189"/>
+                          </a:xfrm>
+                          <a:prstGeom prst="rect">
+                            <a:avLst/>
+                          </a:prstGeom>
+                        </pic:spPr>
+                      </pic:pic>
+                    </a:graphicData>
+                  </a:graphic>
+                </wp:inline>
+              </w:drawing>
             </w:r>
           </w:p>
         </w:tc>
@@ -1833,30 +1881,34 @@
               <w:spacing w:line="276" w:lineRule="auto" w:after="40"/>
               <w:jc w:val="left"/>
             </w:pPr>
-            <w:r/>
-            <w:r>
-              <w:rPr>
-                <w:rFonts w:ascii="Times New Roman" w:hAnsi="Times New Roman" w:cs="Times New Roman" w:eastAsia="Times New Roman"/>
-                <w:b w:val="0"/>
-                <w:i w:val="0"/>
-                <w:sz w:val="26"/>
-              </w:rPr>
-              <w:t>Mô hình robot Bài 9. Số ngẫu nhiên hoàn thiện.</w:t>
-            </w:r>
-          </w:p>
-          <w:p>
-            <w:pPr>
-              <w:spacing w:line="276" w:lineRule="auto" w:after="40"/>
-              <w:jc w:val="left"/>
-            </w:pPr>
-            <w:r>
-              <w:rPr>
-                <w:rFonts w:ascii="Times New Roman" w:hAnsi="Times New Roman" w:cs="Times New Roman" w:eastAsia="Times New Roman"/>
-                <w:b w:val="0"/>
-                <w:i w:val="0"/>
-                <w:sz w:val="26"/>
-              </w:rPr>
-              <w:t>Robot vận hành chính xác, trơn tru.</w:t>
+            <w:r>
+              <w:rPr>
+                <w:rFonts w:ascii="Times New Roman" w:hAnsi="Times New Roman"/>
+                <w:sz w:val="26"/>
+              </w:rPr>
+              <w:t>Sản phẩm robot của HS.</w:t>
+            </w:r>
+            <w:r>
+              <w:rPr>
+                <w:rFonts w:ascii="Times New Roman" w:hAnsi="Times New Roman" w:cs="Times New Roman" w:eastAsia="Times New Roman"/>
+                <w:b w:val="0"/>
+                <w:i w:val="0"/>
+                <w:sz w:val="26"/>
+              </w:rPr>
+            </w:r>
+          </w:p>
+          <w:p>
+            <w:pPr>
+              <w:spacing w:line="276" w:lineRule="auto" w:after="40"/>
+              <w:jc w:val="left"/>
+            </w:pPr>
+            <w:r>
+              <w:rPr>
+                <w:rFonts w:ascii="Times New Roman" w:hAnsi="Times New Roman" w:cs="Times New Roman" w:eastAsia="Times New Roman"/>
+                <w:b w:val="0"/>
+                <w:i w:val="0"/>
+                <w:sz w:val="26"/>
+              </w:rPr>
             </w:r>
           </w:p>
         </w:tc>
@@ -2064,150 +2116,168 @@
               <w:spacing w:line="276" w:lineRule="auto" w:after="40"/>
               <w:jc w:val="left"/>
             </w:pPr>
-            <w:r/>
-            <w:r>
-              <w:rPr>
-                <w:rFonts w:ascii="Times New Roman" w:hAnsi="Times New Roman" w:cs="Times New Roman" w:eastAsia="Times New Roman"/>
-                <w:b w:val="0"/>
-                <w:i w:val="0"/>
-                <w:sz w:val="26"/>
-              </w:rPr>
-              <w:t>Bước 1: Chuyển giao nhiệm vụ học tập:</w:t>
-            </w:r>
-          </w:p>
-          <w:p>
-            <w:pPr>
-              <w:spacing w:line="276" w:lineRule="auto" w:after="40"/>
-              <w:jc w:val="left"/>
-            </w:pPr>
-            <w:r>
-              <w:rPr>
-                <w:rFonts w:ascii="Times New Roman" w:hAnsi="Times New Roman" w:cs="Times New Roman" w:eastAsia="Times New Roman"/>
-                <w:b w:val="0"/>
-                <w:i w:val="0"/>
-                <w:sz w:val="26"/>
-              </w:rPr>
-              <w:t>- GV đặt câu hỏi: "Em có thể cải tiến cấu trúc nào để Bài 9. Số ngẫu nhiên hoạt động tốt hơn?"</w:t>
-            </w:r>
-          </w:p>
-          <w:p>
-            <w:pPr>
-              <w:spacing w:line="276" w:lineRule="auto" w:after="40"/>
-              <w:jc w:val="left"/>
-            </w:pPr>
-            <w:r>
-              <w:rPr>
-                <w:rFonts w:ascii="Times New Roman" w:hAnsi="Times New Roman" w:cs="Times New Roman" w:eastAsia="Times New Roman"/>
-                <w:b w:val="0"/>
-                <w:i w:val="0"/>
-                <w:sz w:val="26"/>
-              </w:rPr>
-              <w:t>Bước 2: Học sinh tiếp nhận nhiệm vụ học tập:</w:t>
-            </w:r>
-          </w:p>
-          <w:p>
-            <w:pPr>
-              <w:spacing w:line="276" w:lineRule="auto" w:after="40"/>
-              <w:jc w:val="left"/>
-            </w:pPr>
-            <w:r>
-              <w:rPr>
-                <w:rFonts w:ascii="Times New Roman" w:hAnsi="Times New Roman" w:cs="Times New Roman" w:eastAsia="Times New Roman"/>
-                <w:b w:val="0"/>
-                <w:i w:val="0"/>
-                <w:sz w:val="26"/>
-              </w:rPr>
-              <w:t>- HS suy nghĩ ý tưởng sáng tạo mở rộng.</w:t>
-            </w:r>
-          </w:p>
-          <w:p>
-            <w:pPr>
-              <w:spacing w:line="276" w:lineRule="auto" w:after="40"/>
-              <w:jc w:val="left"/>
-            </w:pPr>
-            <w:r>
-              <w:rPr>
-                <w:rFonts w:ascii="Times New Roman" w:hAnsi="Times New Roman" w:cs="Times New Roman" w:eastAsia="Times New Roman"/>
-                <w:b w:val="0"/>
-                <w:i w:val="0"/>
-                <w:sz w:val="26"/>
-              </w:rPr>
-              <w:t>- HS nhẹ nhàng tháo chốt, phân loại linh kiện về đúng ngăn trong hộp Kit.</w:t>
-            </w:r>
-          </w:p>
-          <w:p>
-            <w:pPr>
-              <w:spacing w:line="276" w:lineRule="auto" w:after="40"/>
-              <w:jc w:val="left"/>
-            </w:pPr>
-            <w:r>
-              <w:rPr>
-                <w:rFonts w:ascii="Times New Roman" w:hAnsi="Times New Roman" w:cs="Times New Roman" w:eastAsia="Times New Roman"/>
-                <w:b w:val="0"/>
-                <w:i w:val="0"/>
-                <w:sz w:val="26"/>
-              </w:rPr>
-              <w:t>Bước 3: Báo cáo kết quả hoạt động:</w:t>
-            </w:r>
-          </w:p>
-          <w:p>
-            <w:pPr>
-              <w:spacing w:line="276" w:lineRule="auto" w:after="40"/>
-              <w:jc w:val="left"/>
-            </w:pPr>
-            <w:r>
-              <w:rPr>
-                <w:rFonts w:ascii="Times New Roman" w:hAnsi="Times New Roman" w:cs="Times New Roman" w:eastAsia="Times New Roman"/>
-                <w:b w:val="0"/>
-                <w:i w:val="0"/>
-                <w:sz w:val="26"/>
-              </w:rPr>
-              <w:t>- 1-2 HS trình bày ý tưởng nâng cấp robot trước lớp.</w:t>
-            </w:r>
-          </w:p>
-          <w:p>
-            <w:pPr>
-              <w:spacing w:line="276" w:lineRule="auto" w:after="40"/>
-              <w:jc w:val="left"/>
-            </w:pPr>
-            <w:r>
-              <w:rPr>
-                <w:rFonts w:ascii="Times New Roman" w:hAnsi="Times New Roman" w:cs="Times New Roman" w:eastAsia="Times New Roman"/>
-                <w:b w:val="0"/>
-                <w:i w:val="0"/>
-                <w:sz w:val="26"/>
-              </w:rPr>
-              <w:t>Bước 4: Giáo viên nhắc nhở nhiệm vụ về nhà:</w:t>
-            </w:r>
-          </w:p>
-          <w:p>
-            <w:pPr>
-              <w:spacing w:line="276" w:lineRule="auto" w:after="40"/>
-              <w:jc w:val="left"/>
-            </w:pPr>
-            <w:r>
-              <w:rPr>
-                <w:rFonts w:ascii="Times New Roman" w:hAnsi="Times New Roman" w:cs="Times New Roman" w:eastAsia="Times New Roman"/>
-                <w:b w:val="0"/>
-                <w:i w:val="0"/>
-                <w:sz w:val="26"/>
-              </w:rPr>
-              <w:t>- GV dặn dò nhiệm vụ chuẩn bị cho bài học tiếp theo.</w:t>
-            </w:r>
-          </w:p>
-          <w:p>
-            <w:pPr>
-              <w:spacing w:line="276" w:lineRule="auto" w:after="40"/>
-              <w:jc w:val="left"/>
-            </w:pPr>
-            <w:r>
-              <w:rPr>
-                <w:rFonts w:ascii="Times New Roman" w:hAnsi="Times New Roman" w:cs="Times New Roman" w:eastAsia="Times New Roman"/>
-                <w:b w:val="0"/>
-                <w:i w:val="0"/>
-                <w:sz w:val="26"/>
-              </w:rPr>
-              <w:t>- HS thu dọn bàn học, nộp lại hộp Kit Robotics ngăn nắp.</w:t>
+            <w:r>
+              <w:rPr>
+                <w:rFonts w:ascii="Times New Roman" w:hAnsi="Times New Roman"/>
+                <w:sz w:val="26"/>
+              </w:rPr>
+              <w:t>+ GV hướng dẫn HS lắp ráp sáng tạo thêm các chi tiết khác.</w:t>
+              <w:br/>
+              <w:t>+ HS tiến hành lắp ráp, sáng tạo dựa trên những gợi ý của GV và những mảnh ghép còn trong hộp.</w:t>
+              <w:br/>
+              <w:t>5. Tự học (Let’s move)</w:t>
+              <w:br/>
+              <w:t>- Mục tiêu: Vận hành được robot đã lắp.</w:t>
+              <w:br/>
+              <w:t>- Nội dung: HS vận hành robot vừa lắp, chơi với robot.</w:t>
+              <w:br/>
+              <w:t>+ GV tổ chức cho HS chơi với robot sau khi lắp xong.</w:t>
+              <w:br/>
+              <w:t>+ HS tự chơi với robot.</w:t>
+              <w:br/>
+              <w:t>6. Tự kiểm tra (Let’s check)</w:t>
+              <w:br/>
+              <w:t>- Mục tiêu: HS tháo được chốt, sắp xếp ngăn nắp các mảnh ghép vào trong hộp.</w:t>
+              <w:br/>
+              <w:t>- Nội dung: HS tháo chốt, sắp xếp các mảnh ghép.</w:t>
+              <w:br/>
+              <w:t>+ GV cho HS tháo chốt.</w:t>
+              <w:br/>
+              <w:t>+ HS tiến hành tháo robot, sắp xếp ngăn nắp các mảnh ghép vào trong hộp, dọn dẹp bàn ghế quanh vị trí ngồi.</w:t>
+            </w:r>
+            <w:r>
+              <w:rPr>
+                <w:rFonts w:ascii="Times New Roman" w:hAnsi="Times New Roman" w:cs="Times New Roman" w:eastAsia="Times New Roman"/>
+                <w:b w:val="0"/>
+                <w:i w:val="0"/>
+                <w:sz w:val="26"/>
+              </w:rPr>
+            </w:r>
+          </w:p>
+          <w:p>
+            <w:pPr>
+              <w:spacing w:line="276" w:lineRule="auto" w:after="40"/>
+              <w:jc w:val="left"/>
+            </w:pPr>
+            <w:r>
+              <w:rPr>
+                <w:rFonts w:ascii="Times New Roman" w:hAnsi="Times New Roman" w:cs="Times New Roman" w:eastAsia="Times New Roman"/>
+                <w:b w:val="0"/>
+                <w:i w:val="0"/>
+                <w:sz w:val="26"/>
+              </w:rPr>
+            </w:r>
+          </w:p>
+          <w:p>
+            <w:pPr>
+              <w:spacing w:line="276" w:lineRule="auto" w:after="40"/>
+              <w:jc w:val="left"/>
+            </w:pPr>
+            <w:r>
+              <w:rPr>
+                <w:rFonts w:ascii="Times New Roman" w:hAnsi="Times New Roman" w:cs="Times New Roman" w:eastAsia="Times New Roman"/>
+                <w:b w:val="0"/>
+                <w:i w:val="0"/>
+                <w:sz w:val="26"/>
+              </w:rPr>
+            </w:r>
+          </w:p>
+          <w:p>
+            <w:pPr>
+              <w:spacing w:line="276" w:lineRule="auto" w:after="40"/>
+              <w:jc w:val="left"/>
+            </w:pPr>
+            <w:r>
+              <w:rPr>
+                <w:rFonts w:ascii="Times New Roman" w:hAnsi="Times New Roman" w:cs="Times New Roman" w:eastAsia="Times New Roman"/>
+                <w:b w:val="0"/>
+                <w:i w:val="0"/>
+                <w:sz w:val="26"/>
+              </w:rPr>
+            </w:r>
+          </w:p>
+          <w:p>
+            <w:pPr>
+              <w:spacing w:line="276" w:lineRule="auto" w:after="40"/>
+              <w:jc w:val="left"/>
+            </w:pPr>
+            <w:r>
+              <w:rPr>
+                <w:rFonts w:ascii="Times New Roman" w:hAnsi="Times New Roman" w:cs="Times New Roman" w:eastAsia="Times New Roman"/>
+                <w:b w:val="0"/>
+                <w:i w:val="0"/>
+                <w:sz w:val="26"/>
+              </w:rPr>
+            </w:r>
+          </w:p>
+          <w:p>
+            <w:pPr>
+              <w:spacing w:line="276" w:lineRule="auto" w:after="40"/>
+              <w:jc w:val="left"/>
+            </w:pPr>
+            <w:r>
+              <w:rPr>
+                <w:rFonts w:ascii="Times New Roman" w:hAnsi="Times New Roman" w:cs="Times New Roman" w:eastAsia="Times New Roman"/>
+                <w:b w:val="0"/>
+                <w:i w:val="0"/>
+                <w:sz w:val="26"/>
+              </w:rPr>
+            </w:r>
+          </w:p>
+          <w:p>
+            <w:pPr>
+              <w:spacing w:line="276" w:lineRule="auto" w:after="40"/>
+              <w:jc w:val="left"/>
+            </w:pPr>
+            <w:r>
+              <w:rPr>
+                <w:rFonts w:ascii="Times New Roman" w:hAnsi="Times New Roman" w:cs="Times New Roman" w:eastAsia="Times New Roman"/>
+                <w:b w:val="0"/>
+                <w:i w:val="0"/>
+                <w:sz w:val="26"/>
+              </w:rPr>
+            </w:r>
+          </w:p>
+          <w:p>
+            <w:pPr>
+              <w:spacing w:line="276" w:lineRule="auto" w:after="40"/>
+              <w:jc w:val="left"/>
+            </w:pPr>
+            <w:r>
+              <w:rPr>
+                <w:rFonts w:ascii="Times New Roman" w:hAnsi="Times New Roman" w:cs="Times New Roman" w:eastAsia="Times New Roman"/>
+                <w:b w:val="0"/>
+                <w:i w:val="0"/>
+                <w:sz w:val="26"/>
+              </w:rPr>
+            </w:r>
+          </w:p>
+          <w:p>
+            <w:pPr>
+              <w:spacing w:line="276" w:lineRule="auto" w:after="40"/>
+              <w:jc w:val="left"/>
+            </w:pPr>
+            <w:r>
+              <w:rPr>
+                <w:rFonts w:ascii="Times New Roman" w:hAnsi="Times New Roman" w:cs="Times New Roman" w:eastAsia="Times New Roman"/>
+                <w:b w:val="0"/>
+                <w:i w:val="0"/>
+                <w:sz w:val="26"/>
+              </w:rPr>
+            </w:r>
+          </w:p>
+          <w:p>
+            <w:pPr>
+              <w:spacing w:line="276" w:lineRule="auto" w:after="40"/>
+              <w:jc w:val="left"/>
+            </w:pPr>
+            <w:r>
+              <w:rPr>
+                <w:rFonts w:ascii="Times New Roman" w:hAnsi="Times New Roman" w:cs="Times New Roman" w:eastAsia="Times New Roman"/>
+                <w:b w:val="0"/>
+                <w:i w:val="0"/>
+                <w:sz w:val="26"/>
+              </w:rPr>
             </w:r>
           </w:p>
         </w:tc>
@@ -2226,30 +2296,34 @@
               <w:spacing w:line="276" w:lineRule="auto" w:after="40"/>
               <w:jc w:val="left"/>
             </w:pPr>
-            <w:r/>
-            <w:r>
-              <w:rPr>
-                <w:rFonts w:ascii="Times New Roman" w:hAnsi="Times New Roman" w:cs="Times New Roman" w:eastAsia="Times New Roman"/>
-                <w:b w:val="0"/>
-                <w:i w:val="0"/>
-                <w:sz w:val="26"/>
-              </w:rPr>
-              <w:t>HS đề xuất được ý tưởng cải tiến mô hình robot.</w:t>
-            </w:r>
-          </w:p>
-          <w:p>
-            <w:pPr>
-              <w:spacing w:line="276" w:lineRule="auto" w:after="40"/>
-              <w:jc w:val="left"/>
-            </w:pPr>
-            <w:r>
-              <w:rPr>
-                <w:rFonts w:ascii="Times New Roman" w:hAnsi="Times New Roman" w:cs="Times New Roman" w:eastAsia="Times New Roman"/>
-                <w:b w:val="0"/>
-                <w:i w:val="0"/>
-                <w:sz w:val="26"/>
-              </w:rPr>
-              <w:t>Bộ Kit Robotics được phân loại và bảo quản tốt.</w:t>
+            <w:r>
+              <w:rPr>
+                <w:rFonts w:ascii="Times New Roman" w:hAnsi="Times New Roman"/>
+                <w:sz w:val="26"/>
+              </w:rPr>
+              <w:t>Sản phẩm robot sáng tạo của HS.</w:t>
+            </w:r>
+            <w:r>
+              <w:rPr>
+                <w:rFonts w:ascii="Times New Roman" w:hAnsi="Times New Roman" w:cs="Times New Roman" w:eastAsia="Times New Roman"/>
+                <w:b w:val="0"/>
+                <w:i w:val="0"/>
+                <w:sz w:val="26"/>
+              </w:rPr>
+            </w:r>
+          </w:p>
+          <w:p>
+            <w:pPr>
+              <w:spacing w:line="276" w:lineRule="auto" w:after="40"/>
+              <w:jc w:val="left"/>
+            </w:pPr>
+            <w:r>
+              <w:rPr>
+                <w:rFonts w:ascii="Times New Roman" w:hAnsi="Times New Roman" w:cs="Times New Roman" w:eastAsia="Times New Roman"/>
+                <w:b w:val="0"/>
+                <w:i w:val="0"/>
+                <w:sz w:val="26"/>
+              </w:rPr>
             </w:r>
           </w:p>
         </w:tc>
